--- a/Website/static/downloads/showcase/workflows/project-delivery-gantt/report.docx
+++ b/Website/static/downloads/showcase/workflows/project-delivery-gantt/report.docx
@@ -23,7 +23,7 @@
                     <pic:cNvPicPr/>
                   </pic:nvPicPr>
                   <pic:blipFill>
-                    <a:blip r:embed="R3185e027fcc84fd7" cstate="print">
+                    <a:blip r:embed="Ra7cb7f2fa990480e" cstate="print">
                       <a:extLst>
                         <a:ext uri="{28A0092B-C50C-407E-A947-70E740481C1C}">
                           <a14:useLocalDpi xmlns:a14="http://schemas.microsoft.com/office/drawing/2010/main" val="0"/>
